--- a/src/lib/engines/docx/templates/Form-II-Template.docx
+++ b/src/lib/engines/docx/templates/Form-II-Template.docx
@@ -227,8 +227,7 @@
     </w:p>
     <w:tbl>
       <w:tblPr>
-        <w:tblW w:w="5000" w:type="pct"/>
-        <w:jc w:val="center"/>
+        <w:tblW w:w="5078" w:type="pct"/>
         <w:tblBorders>
           <w:top w:val="single" w:sz="4" w:space="0" w:color="000001"/>
           <w:left w:val="single" w:sz="4" w:space="0" w:color="000001"/>
@@ -237,31 +236,31 @@
           <w:insideH w:val="single" w:sz="4" w:space="0" w:color="000001"/>
           <w:insideV w:val="single" w:sz="4" w:space="0" w:color="000001"/>
         </w:tblBorders>
+        <w:tblLayout w:type="fixed"/>
         <w:tblLook w:val="04A0"/>
       </w:tblPr>
       <w:tblGrid>
-        <w:gridCol w:w="1319"/>
-        <w:gridCol w:w="753"/>
-        <w:gridCol w:w="761"/>
-        <w:gridCol w:w="937"/>
-        <w:gridCol w:w="1208"/>
-        <w:gridCol w:w="1081"/>
-        <w:gridCol w:w="985"/>
-        <w:gridCol w:w="1256"/>
-        <w:gridCol w:w="1512"/>
-        <w:gridCol w:w="929"/>
-        <w:gridCol w:w="1560"/>
-        <w:gridCol w:w="1592"/>
-        <w:gridCol w:w="1001"/>
+        <w:gridCol w:w="1394"/>
+        <w:gridCol w:w="874"/>
+        <w:gridCol w:w="868"/>
+        <w:gridCol w:w="1151"/>
+        <w:gridCol w:w="1151"/>
+        <w:gridCol w:w="1154"/>
+        <w:gridCol w:w="1151"/>
+        <w:gridCol w:w="1440"/>
+        <w:gridCol w:w="1293"/>
+        <w:gridCol w:w="1296"/>
+        <w:gridCol w:w="1214"/>
+        <w:gridCol w:w="1582"/>
+        <w:gridCol w:w="1157"/>
       </w:tblGrid>
       <w:tr>
         <w:trPr>
-          <w:trHeight w:val="20"/>
-          <w:jc w:val="center"/>
+          <w:trHeight w:val="21"/>
         </w:trPr>
         <w:tc>
           <w:tcPr>
-            <w:tcW w:w="732" w:type="pct"/>
+            <w:tcW w:w="443" w:type="pct"/>
             <w:vMerge w:val="restart"/>
             <w:tcBorders>
               <w:top w:val="single" w:sz="4" w:space="0" w:color="000001"/>
@@ -296,7 +295,7 @@
         </w:tc>
         <w:tc>
           <w:tcPr>
-            <w:tcW w:w="1075" w:type="pct"/>
+            <w:tcW w:w="1286" w:type="pct"/>
             <w:gridSpan w:val="4"/>
             <w:tcBorders>
               <w:top w:val="single" w:sz="4" w:space="0" w:color="000001"/>
@@ -333,7 +332,7 @@
         </w:tc>
         <w:tc>
           <w:tcPr>
-            <w:tcW w:w="1092" w:type="pct"/>
+            <w:tcW w:w="1191" w:type="pct"/>
             <w:gridSpan w:val="3"/>
             <w:tcBorders>
               <w:top w:val="single" w:sz="4" w:space="0" w:color="000001"/>
@@ -370,7 +369,7 @@
         </w:tc>
         <w:tc>
           <w:tcPr>
-            <w:tcW w:w="2101" w:type="pct"/>
+            <w:tcW w:w="2080" w:type="pct"/>
             <w:gridSpan w:val="5"/>
             <w:tcBorders>
               <w:top w:val="single" w:sz="4" w:space="0" w:color="000001"/>
@@ -408,12 +407,11 @@
       </w:tr>
       <w:tr>
         <w:trPr>
-          <w:trHeight w:val="20"/>
-          <w:jc w:val="center"/>
+          <w:trHeight w:val="21"/>
         </w:trPr>
         <w:tc>
           <w:tcPr>
-            <w:tcW w:w="732" w:type="pct"/>
+            <w:tcW w:w="443" w:type="pct"/>
             <w:vMerge/>
             <w:tcBorders>
               <w:top w:val="single" w:sz="4" w:space="0" w:color="000001"/>
@@ -438,7 +436,7 @@
         </w:tc>
         <w:tc>
           <w:tcPr>
-            <w:tcW w:w="280" w:type="pct"/>
+            <w:tcW w:w="278" w:type="pct"/>
             <w:tcBorders>
               <w:top w:val="single" w:sz="4" w:space="0" w:color="000001"/>
               <w:left w:val="single" w:sz="4" w:space="0" w:color="000001"/>
@@ -472,7 +470,7 @@
         </w:tc>
         <w:tc>
           <w:tcPr>
-            <w:tcW w:w="193" w:type="pct"/>
+            <w:tcW w:w="276" w:type="pct"/>
             <w:tcBorders>
               <w:top w:val="single" w:sz="4" w:space="0" w:color="000001"/>
               <w:left w:val="single" w:sz="4" w:space="0" w:color="000001"/>
@@ -506,7 +504,7 @@
         </w:tc>
         <w:tc>
           <w:tcPr>
-            <w:tcW w:w="231" w:type="pct"/>
+            <w:tcW w:w="366" w:type="pct"/>
             <w:tcBorders>
               <w:top w:val="single" w:sz="4" w:space="0" w:color="000001"/>
               <w:left w:val="single" w:sz="4" w:space="0" w:color="000001"/>
@@ -573,7 +571,7 @@
         </w:tc>
         <w:tc>
           <w:tcPr>
-            <w:tcW w:w="371" w:type="pct"/>
+            <w:tcW w:w="366" w:type="pct"/>
             <w:tcBorders>
               <w:top w:val="single" w:sz="4" w:space="0" w:color="000001"/>
               <w:left w:val="single" w:sz="4" w:space="0" w:color="000001"/>
@@ -619,7 +617,7 @@
         </w:tc>
         <w:tc>
           <w:tcPr>
-            <w:tcW w:w="392" w:type="pct"/>
+            <w:tcW w:w="367" w:type="pct"/>
             <w:tcBorders>
               <w:top w:val="single" w:sz="4" w:space="0" w:color="000001"/>
               <w:left w:val="single" w:sz="4" w:space="0" w:color="000001"/>
@@ -674,7 +672,7 @@
         </w:tc>
         <w:tc>
           <w:tcPr>
-            <w:tcW w:w="309" w:type="pct"/>
+            <w:tcW w:w="366" w:type="pct"/>
             <w:tcBorders>
               <w:top w:val="single" w:sz="4" w:space="0" w:color="000001"/>
               <w:left w:val="single" w:sz="4" w:space="0" w:color="000001"/>
@@ -729,7 +727,7 @@
         </w:tc>
         <w:tc>
           <w:tcPr>
-            <w:tcW w:w="391" w:type="pct"/>
+            <w:tcW w:w="458" w:type="pct"/>
             <w:tcBorders>
               <w:top w:val="single" w:sz="4" w:space="0" w:color="000001"/>
               <w:left w:val="single" w:sz="4" w:space="0" w:color="000001"/>
@@ -762,7 +760,7 @@
         </w:tc>
         <w:tc>
           <w:tcPr>
-            <w:tcW w:w="342" w:type="pct"/>
+            <w:tcW w:w="411" w:type="pct"/>
             <w:tcBorders>
               <w:top w:val="single" w:sz="4" w:space="0" w:color="000001"/>
               <w:left w:val="single" w:sz="4" w:space="0" w:color="000001"/>
@@ -829,7 +827,7 @@
         </w:tc>
         <w:tc>
           <w:tcPr>
-            <w:tcW w:w="313" w:type="pct"/>
+            <w:tcW w:w="412" w:type="pct"/>
             <w:tcBorders>
               <w:top w:val="single" w:sz="4" w:space="0" w:color="000001"/>
               <w:left w:val="single" w:sz="4" w:space="0" w:color="000001"/>
@@ -863,7 +861,7 @@
         </w:tc>
         <w:tc>
           <w:tcPr>
-            <w:tcW w:w="313" w:type="pct"/>
+            <w:tcW w:w="386" w:type="pct"/>
             <w:tcBorders>
               <w:top w:val="single" w:sz="4" w:space="0" w:color="000001"/>
               <w:left w:val="single" w:sz="4" w:space="0" w:color="000001"/>
@@ -918,7 +916,7 @@
         </w:tc>
         <w:tc>
           <w:tcPr>
-            <w:tcW w:w="464" w:type="pct"/>
+            <w:tcW w:w="503" w:type="pct"/>
             <w:tcBorders>
               <w:top w:val="single" w:sz="4" w:space="0" w:color="000001"/>
               <w:left w:val="single" w:sz="4" w:space="0" w:color="000001"/>
@@ -953,7 +951,7 @@
         </w:tc>
         <w:tc>
           <w:tcPr>
-            <w:tcW w:w="668" w:type="pct"/>
+            <w:tcW w:w="368" w:type="pct"/>
             <w:tcBorders>
               <w:top w:val="single" w:sz="4" w:space="0" w:color="000001"/>
               <w:left w:val="single" w:sz="4" w:space="0" w:color="000001"/>
@@ -990,12 +988,11 @@
       </w:tr>
       <w:tr>
         <w:trPr>
-          <w:trHeight w:val="20"/>
-          <w:jc w:val="center"/>
+          <w:trHeight w:val="21"/>
         </w:trPr>
         <w:tc>
           <w:tcPr>
-            <w:tcW w:w="732" w:type="pct"/>
+            <w:tcW w:w="443" w:type="pct"/>
             <w:tcBorders>
               <w:top w:val="single" w:sz="4" w:space="0" w:color="000001"/>
               <w:left w:val="single" w:sz="4" w:space="0" w:color="000001"/>
@@ -1027,7 +1024,7 @@
         </w:tc>
         <w:tc>
           <w:tcPr>
-            <w:tcW w:w="280" w:type="pct"/>
+            <w:tcW w:w="278" w:type="pct"/>
             <w:tcBorders>
               <w:top w:val="single" w:sz="4" w:space="0" w:color="000001"/>
               <w:left w:val="single" w:sz="4" w:space="0" w:color="000001"/>
@@ -1059,7 +1056,7 @@
         </w:tc>
         <w:tc>
           <w:tcPr>
-            <w:tcW w:w="193" w:type="pct"/>
+            <w:tcW w:w="276" w:type="pct"/>
             <w:tcBorders>
               <w:top w:val="single" w:sz="4" w:space="0" w:color="000001"/>
               <w:left w:val="single" w:sz="4" w:space="0" w:color="000001"/>
@@ -1093,7 +1090,7 @@
         </w:tc>
         <w:tc>
           <w:tcPr>
-            <w:tcW w:w="231" w:type="pct"/>
+            <w:tcW w:w="366" w:type="pct"/>
             <w:tcBorders>
               <w:top w:val="single" w:sz="4" w:space="0" w:color="000001"/>
               <w:left w:val="single" w:sz="4" w:space="0" w:color="000001"/>
@@ -1127,7 +1124,7 @@
         </w:tc>
         <w:tc>
           <w:tcPr>
-            <w:tcW w:w="371" w:type="pct"/>
+            <w:tcW w:w="366" w:type="pct"/>
             <w:tcBorders>
               <w:top w:val="single" w:sz="4" w:space="0" w:color="000001"/>
               <w:left w:val="single" w:sz="4" w:space="0" w:color="000001"/>
@@ -1161,7 +1158,7 @@
         </w:tc>
         <w:tc>
           <w:tcPr>
-            <w:tcW w:w="392" w:type="pct"/>
+            <w:tcW w:w="367" w:type="pct"/>
             <w:tcBorders>
               <w:top w:val="single" w:sz="4" w:space="0" w:color="000001"/>
               <w:left w:val="single" w:sz="4" w:space="0" w:color="000001"/>
@@ -1195,7 +1192,7 @@
         </w:tc>
         <w:tc>
           <w:tcPr>
-            <w:tcW w:w="309" w:type="pct"/>
+            <w:tcW w:w="366" w:type="pct"/>
             <w:tcBorders>
               <w:top w:val="single" w:sz="4" w:space="0" w:color="000001"/>
               <w:left w:val="single" w:sz="4" w:space="0" w:color="000001"/>
@@ -1229,7 +1226,7 @@
         </w:tc>
         <w:tc>
           <w:tcPr>
-            <w:tcW w:w="391" w:type="pct"/>
+            <w:tcW w:w="458" w:type="pct"/>
             <w:tcBorders>
               <w:top w:val="single" w:sz="4" w:space="0" w:color="000001"/>
               <w:left w:val="single" w:sz="4" w:space="0" w:color="000001"/>
@@ -1264,7 +1261,7 @@
         </w:tc>
         <w:tc>
           <w:tcPr>
-            <w:tcW w:w="342" w:type="pct"/>
+            <w:tcW w:w="411" w:type="pct"/>
             <w:tcBorders>
               <w:top w:val="single" w:sz="4" w:space="0" w:color="000001"/>
               <w:left w:val="single" w:sz="4" w:space="0" w:color="000001"/>
@@ -1300,7 +1297,7 @@
         </w:tc>
         <w:tc>
           <w:tcPr>
-            <w:tcW w:w="313" w:type="pct"/>
+            <w:tcW w:w="412" w:type="pct"/>
             <w:tcBorders>
               <w:top w:val="single" w:sz="4" w:space="0" w:color="000001"/>
               <w:left w:val="single" w:sz="4" w:space="0" w:color="000001"/>
@@ -1336,7 +1333,7 @@
         </w:tc>
         <w:tc>
           <w:tcPr>
-            <w:tcW w:w="313" w:type="pct"/>
+            <w:tcW w:w="386" w:type="pct"/>
             <w:tcBorders>
               <w:top w:val="single" w:sz="4" w:space="0" w:color="000001"/>
               <w:left w:val="single" w:sz="4" w:space="0" w:color="000001"/>
@@ -1372,7 +1369,7 @@
         </w:tc>
         <w:tc>
           <w:tcPr>
-            <w:tcW w:w="464" w:type="pct"/>
+            <w:tcW w:w="503" w:type="pct"/>
             <w:tcBorders>
               <w:top w:val="single" w:sz="4" w:space="0" w:color="000001"/>
               <w:left w:val="single" w:sz="4" w:space="0" w:color="000001"/>
@@ -1408,7 +1405,7 @@
         </w:tc>
         <w:tc>
           <w:tcPr>
-            <w:tcW w:w="668" w:type="pct"/>
+            <w:tcW w:w="368" w:type="pct"/>
             <w:tcBorders>
               <w:top w:val="single" w:sz="4" w:space="0" w:color="000001"/>
               <w:left w:val="single" w:sz="4" w:space="0" w:color="000001"/>
@@ -1445,12 +1442,11 @@
       </w:tr>
       <w:tr>
         <w:trPr>
-          <w:trHeight w:val="20"/>
-          <w:jc w:val="center"/>
+          <w:trHeight w:val="21"/>
         </w:trPr>
         <w:tc>
           <w:tcPr>
-            <w:tcW w:w="732" w:type="pct"/>
+            <w:tcW w:w="443" w:type="pct"/>
             <w:tcBorders>
               <w:top w:val="single" w:sz="4" w:space="0" w:color="000001"/>
               <w:left w:val="single" w:sz="4" w:space="0" w:color="000001"/>
@@ -1482,7 +1478,7 @@
         </w:tc>
         <w:tc>
           <w:tcPr>
-            <w:tcW w:w="280" w:type="pct"/>
+            <w:tcW w:w="278" w:type="pct"/>
             <w:tcBorders>
               <w:top w:val="single" w:sz="4" w:space="0" w:color="000001"/>
               <w:left w:val="single" w:sz="4" w:space="0" w:color="000001"/>
@@ -1514,7 +1510,7 @@
         </w:tc>
         <w:tc>
           <w:tcPr>
-            <w:tcW w:w="193" w:type="pct"/>
+            <w:tcW w:w="276" w:type="pct"/>
             <w:tcBorders>
               <w:top w:val="single" w:sz="4" w:space="0" w:color="000001"/>
               <w:left w:val="single" w:sz="4" w:space="0" w:color="000001"/>
@@ -1548,7 +1544,7 @@
         </w:tc>
         <w:tc>
           <w:tcPr>
-            <w:tcW w:w="231" w:type="pct"/>
+            <w:tcW w:w="366" w:type="pct"/>
             <w:tcBorders>
               <w:top w:val="single" w:sz="4" w:space="0" w:color="000001"/>
               <w:left w:val="single" w:sz="4" w:space="0" w:color="000001"/>
@@ -1582,7 +1578,7 @@
         </w:tc>
         <w:tc>
           <w:tcPr>
-            <w:tcW w:w="371" w:type="pct"/>
+            <w:tcW w:w="366" w:type="pct"/>
             <w:tcBorders>
               <w:top w:val="single" w:sz="4" w:space="0" w:color="000001"/>
               <w:left w:val="single" w:sz="4" w:space="0" w:color="000001"/>
@@ -1616,7 +1612,7 @@
         </w:tc>
         <w:tc>
           <w:tcPr>
-            <w:tcW w:w="392" w:type="pct"/>
+            <w:tcW w:w="367" w:type="pct"/>
             <w:tcBorders>
               <w:top w:val="single" w:sz="4" w:space="0" w:color="000001"/>
               <w:left w:val="single" w:sz="4" w:space="0" w:color="000001"/>
@@ -1650,7 +1646,7 @@
         </w:tc>
         <w:tc>
           <w:tcPr>
-            <w:tcW w:w="309" w:type="pct"/>
+            <w:tcW w:w="366" w:type="pct"/>
             <w:tcBorders>
               <w:top w:val="single" w:sz="4" w:space="0" w:color="000001"/>
               <w:left w:val="single" w:sz="4" w:space="0" w:color="000001"/>
@@ -1686,7 +1682,7 @@
         </w:tc>
         <w:tc>
           <w:tcPr>
-            <w:tcW w:w="391" w:type="pct"/>
+            <w:tcW w:w="458" w:type="pct"/>
             <w:tcBorders>
               <w:top w:val="single" w:sz="4" w:space="0" w:color="000001"/>
               <w:left w:val="single" w:sz="4" w:space="0" w:color="000001"/>
@@ -1721,7 +1717,7 @@
         </w:tc>
         <w:tc>
           <w:tcPr>
-            <w:tcW w:w="342" w:type="pct"/>
+            <w:tcW w:w="411" w:type="pct"/>
             <w:tcBorders>
               <w:top w:val="single" w:sz="4" w:space="0" w:color="000001"/>
               <w:left w:val="single" w:sz="4" w:space="0" w:color="000001"/>
@@ -1757,7 +1753,7 @@
         </w:tc>
         <w:tc>
           <w:tcPr>
-            <w:tcW w:w="313" w:type="pct"/>
+            <w:tcW w:w="412" w:type="pct"/>
             <w:tcBorders>
               <w:top w:val="single" w:sz="4" w:space="0" w:color="000001"/>
               <w:left w:val="single" w:sz="4" w:space="0" w:color="000001"/>
@@ -1793,7 +1789,7 @@
         </w:tc>
         <w:tc>
           <w:tcPr>
-            <w:tcW w:w="313" w:type="pct"/>
+            <w:tcW w:w="386" w:type="pct"/>
             <w:tcBorders>
               <w:top w:val="single" w:sz="4" w:space="0" w:color="000001"/>
               <w:left w:val="single" w:sz="4" w:space="0" w:color="000001"/>
@@ -1829,7 +1825,7 @@
         </w:tc>
         <w:tc>
           <w:tcPr>
-            <w:tcW w:w="464" w:type="pct"/>
+            <w:tcW w:w="503" w:type="pct"/>
             <w:tcBorders>
               <w:top w:val="single" w:sz="4" w:space="0" w:color="000001"/>
               <w:left w:val="single" w:sz="4" w:space="0" w:color="000001"/>
@@ -1865,7 +1861,7 @@
         </w:tc>
         <w:tc>
           <w:tcPr>
-            <w:tcW w:w="668" w:type="pct"/>
+            <w:tcW w:w="368" w:type="pct"/>
             <w:tcBorders>
               <w:top w:val="single" w:sz="4" w:space="0" w:color="000001"/>
               <w:left w:val="single" w:sz="4" w:space="0" w:color="000001"/>
@@ -1902,12 +1898,11 @@
       </w:tr>
       <w:tr>
         <w:trPr>
-          <w:trHeight w:val="20"/>
-          <w:jc w:val="center"/>
+          <w:trHeight w:val="21"/>
         </w:trPr>
         <w:tc>
           <w:tcPr>
-            <w:tcW w:w="1205" w:type="pct"/>
+            <w:tcW w:w="997" w:type="pct"/>
             <w:gridSpan w:val="3"/>
             <w:tcBorders>
               <w:top w:val="single" w:sz="4" w:space="0" w:color="000001"/>
@@ -1944,58 +1939,58 @@
         </w:tc>
         <w:tc>
           <w:tcPr>
-            <w:tcW w:w="231" w:type="pct"/>
-            <w:tcBorders>
-              <w:top w:val="single" w:sz="4" w:space="0" w:color="000001"/>
-              <w:left w:val="single" w:sz="4" w:space="0" w:color="000001"/>
-              <w:bottom w:val="single" w:sz="4" w:space="0" w:color="000001"/>
-              <w:right w:val="single" w:sz="4" w:space="0" w:color="000001"/>
-            </w:tcBorders>
-            <w:shd w:val="clear" w:color="auto" w:fill="auto"/>
-            <w:vAlign w:val="center"/>
-          </w:tcPr>
-          <w:p>
-            <w:pPr>
-              <w:spacing w:after="0" w:line="240" w:lineRule="auto"/>
-              <w:jc w:val="center"/>
-              <w:rPr>
-                <w:rFonts w:ascii="Times New Roman" w:hAnsi="Times New Roman" w:cs="Times New Roman"/>
-                <w:bCs/>
-                <w:sz w:val="18"/>
-                <w:szCs w:val="18"/>
-                <w:lang w:val="en-US" w:bidi="ar-SA"/>
-              </w:rPr>
-            </w:pPr>
-          </w:p>
-        </w:tc>
-        <w:tc>
-          <w:tcPr>
-            <w:tcW w:w="371" w:type="pct"/>
-            <w:tcBorders>
-              <w:top w:val="single" w:sz="4" w:space="0" w:color="000001"/>
-              <w:left w:val="single" w:sz="4" w:space="0" w:color="000001"/>
-              <w:bottom w:val="single" w:sz="4" w:space="0" w:color="000001"/>
-              <w:right w:val="single" w:sz="4" w:space="0" w:color="000001"/>
-            </w:tcBorders>
-            <w:shd w:val="clear" w:color="auto" w:fill="auto"/>
-          </w:tcPr>
-          <w:p>
-            <w:pPr>
-              <w:spacing w:after="0" w:line="240" w:lineRule="auto"/>
-              <w:jc w:val="center"/>
-              <w:rPr>
-                <w:rFonts w:ascii="Times New Roman" w:hAnsi="Times New Roman" w:cs="Times New Roman"/>
-                <w:bCs/>
-                <w:sz w:val="18"/>
-                <w:szCs w:val="18"/>
-                <w:lang w:val="en-US" w:bidi="ar-SA"/>
-              </w:rPr>
-            </w:pPr>
-          </w:p>
-        </w:tc>
-        <w:tc>
-          <w:tcPr>
-            <w:tcW w:w="392" w:type="pct"/>
+            <w:tcW w:w="366" w:type="pct"/>
+            <w:tcBorders>
+              <w:top w:val="single" w:sz="4" w:space="0" w:color="000001"/>
+              <w:left w:val="single" w:sz="4" w:space="0" w:color="000001"/>
+              <w:bottom w:val="single" w:sz="4" w:space="0" w:color="000001"/>
+              <w:right w:val="single" w:sz="4" w:space="0" w:color="000001"/>
+            </w:tcBorders>
+            <w:shd w:val="clear" w:color="auto" w:fill="auto"/>
+            <w:vAlign w:val="center"/>
+          </w:tcPr>
+          <w:p>
+            <w:pPr>
+              <w:spacing w:after="0" w:line="240" w:lineRule="auto"/>
+              <w:jc w:val="center"/>
+              <w:rPr>
+                <w:rFonts w:ascii="Times New Roman" w:hAnsi="Times New Roman" w:cs="Times New Roman"/>
+                <w:bCs/>
+                <w:sz w:val="18"/>
+                <w:szCs w:val="18"/>
+                <w:lang w:val="en-US" w:bidi="ar-SA"/>
+              </w:rPr>
+            </w:pPr>
+          </w:p>
+        </w:tc>
+        <w:tc>
+          <w:tcPr>
+            <w:tcW w:w="366" w:type="pct"/>
+            <w:tcBorders>
+              <w:top w:val="single" w:sz="4" w:space="0" w:color="000001"/>
+              <w:left w:val="single" w:sz="4" w:space="0" w:color="000001"/>
+              <w:bottom w:val="single" w:sz="4" w:space="0" w:color="000001"/>
+              <w:right w:val="single" w:sz="4" w:space="0" w:color="000001"/>
+            </w:tcBorders>
+            <w:shd w:val="clear" w:color="auto" w:fill="auto"/>
+          </w:tcPr>
+          <w:p>
+            <w:pPr>
+              <w:spacing w:after="0" w:line="240" w:lineRule="auto"/>
+              <w:jc w:val="center"/>
+              <w:rPr>
+                <w:rFonts w:ascii="Times New Roman" w:hAnsi="Times New Roman" w:cs="Times New Roman"/>
+                <w:bCs/>
+                <w:sz w:val="18"/>
+                <w:szCs w:val="18"/>
+                <w:lang w:val="en-US" w:bidi="ar-SA"/>
+              </w:rPr>
+            </w:pPr>
+          </w:p>
+        </w:tc>
+        <w:tc>
+          <w:tcPr>
+            <w:tcW w:w="367" w:type="pct"/>
             <w:tcBorders>
               <w:top w:val="single" w:sz="4" w:space="0" w:color="000001"/>
               <w:left w:val="single" w:sz="4" w:space="0" w:color="000001"/>
@@ -2023,7 +2018,7 @@
         </w:tc>
         <w:tc>
           <w:tcPr>
-            <w:tcW w:w="309" w:type="pct"/>
+            <w:tcW w:w="366" w:type="pct"/>
             <w:tcBorders>
               <w:top w:val="single" w:sz="4" w:space="0" w:color="000001"/>
               <w:left w:val="single" w:sz="4" w:space="0" w:color="00000A"/>
@@ -2049,716 +2044,136 @@
         </w:tc>
         <w:tc>
           <w:tcPr>
-            <w:tcW w:w="391" w:type="pct"/>
-            <w:tcBorders>
-              <w:top w:val="single" w:sz="4" w:space="0" w:color="000001"/>
-              <w:left w:val="single" w:sz="4" w:space="0" w:color="000001"/>
-              <w:bottom w:val="single" w:sz="4" w:space="0" w:color="000001"/>
-              <w:right w:val="single" w:sz="4" w:space="0" w:color="000001"/>
-            </w:tcBorders>
-            <w:shd w:val="clear" w:color="auto" w:fill="auto"/>
-          </w:tcPr>
-          <w:p>
-            <w:pPr>
-              <w:spacing w:after="0" w:line="240" w:lineRule="auto"/>
-              <w:jc w:val="center"/>
-              <w:rPr>
-                <w:rFonts w:ascii="Times New Roman" w:hAnsi="Times New Roman" w:cs="Times New Roman"/>
-                <w:bCs/>
-                <w:sz w:val="18"/>
-                <w:szCs w:val="18"/>
-                <w:lang w:val="en-US" w:bidi="ar-SA"/>
-              </w:rPr>
-            </w:pPr>
-          </w:p>
-        </w:tc>
-        <w:tc>
-          <w:tcPr>
-            <w:tcW w:w="342" w:type="pct"/>
-            <w:tcBorders>
-              <w:top w:val="single" w:sz="4" w:space="0" w:color="000001"/>
-              <w:left w:val="single" w:sz="4" w:space="0" w:color="000001"/>
-              <w:bottom w:val="single" w:sz="4" w:space="0" w:color="000001"/>
-              <w:right w:val="single" w:sz="4" w:space="0" w:color="000001"/>
-            </w:tcBorders>
-            <w:shd w:val="clear" w:color="auto" w:fill="auto"/>
-            <w:vAlign w:val="center"/>
-          </w:tcPr>
-          <w:p>
-            <w:pPr>
-              <w:spacing w:after="0" w:line="240" w:lineRule="auto"/>
-              <w:jc w:val="center"/>
-              <w:rPr>
-                <w:rFonts w:ascii="Times New Roman" w:hAnsi="Times New Roman" w:cs="Times New Roman"/>
-                <w:bCs/>
-                <w:sz w:val="18"/>
-                <w:szCs w:val="18"/>
-                <w:lang w:val="en-US" w:bidi="ar-SA"/>
-              </w:rPr>
-            </w:pPr>
-          </w:p>
-        </w:tc>
-        <w:tc>
-          <w:tcPr>
-            <w:tcW w:w="313" w:type="pct"/>
-            <w:tcBorders>
-              <w:top w:val="single" w:sz="4" w:space="0" w:color="000001"/>
-              <w:left w:val="single" w:sz="4" w:space="0" w:color="000001"/>
-              <w:bottom w:val="single" w:sz="4" w:space="0" w:color="000001"/>
-              <w:right w:val="single" w:sz="4" w:space="0" w:color="000001"/>
-            </w:tcBorders>
-            <w:shd w:val="clear" w:color="auto" w:fill="auto"/>
-            <w:vAlign w:val="center"/>
-          </w:tcPr>
-          <w:p>
-            <w:pPr>
-              <w:spacing w:after="0" w:line="240" w:lineRule="auto"/>
-              <w:jc w:val="center"/>
-              <w:rPr>
-                <w:rFonts w:ascii="Times New Roman" w:hAnsi="Times New Roman" w:cs="Times New Roman"/>
-                <w:bCs/>
-                <w:sz w:val="18"/>
-                <w:szCs w:val="18"/>
-                <w:lang w:val="en-US" w:bidi="ar-SA"/>
-              </w:rPr>
-            </w:pPr>
-          </w:p>
-        </w:tc>
-        <w:tc>
-          <w:tcPr>
-            <w:tcW w:w="313" w:type="pct"/>
-            <w:tcBorders>
-              <w:top w:val="single" w:sz="4" w:space="0" w:color="000001"/>
-              <w:left w:val="single" w:sz="4" w:space="0" w:color="000001"/>
-              <w:bottom w:val="single" w:sz="4" w:space="0" w:color="000001"/>
-              <w:right w:val="single" w:sz="4" w:space="0" w:color="000001"/>
-            </w:tcBorders>
-            <w:shd w:val="clear" w:color="auto" w:fill="auto"/>
-            <w:vAlign w:val="center"/>
-          </w:tcPr>
-          <w:p>
-            <w:pPr>
-              <w:spacing w:after="0" w:line="240" w:lineRule="auto"/>
-              <w:jc w:val="center"/>
-              <w:rPr>
-                <w:rFonts w:ascii="Times New Roman" w:hAnsi="Times New Roman" w:cs="Times New Roman"/>
-                <w:bCs/>
-                <w:sz w:val="18"/>
-                <w:szCs w:val="18"/>
-                <w:lang w:val="en-US" w:bidi="ar-SA"/>
-              </w:rPr>
-            </w:pPr>
-          </w:p>
-        </w:tc>
-        <w:tc>
-          <w:tcPr>
-            <w:tcW w:w="464" w:type="pct"/>
-            <w:tcBorders>
-              <w:top w:val="single" w:sz="4" w:space="0" w:color="000001"/>
-              <w:left w:val="single" w:sz="4" w:space="0" w:color="000001"/>
-              <w:bottom w:val="single" w:sz="4" w:space="0" w:color="000001"/>
-              <w:right w:val="single" w:sz="4" w:space="0" w:color="000001"/>
-            </w:tcBorders>
-            <w:shd w:val="clear" w:color="auto" w:fill="auto"/>
-            <w:vAlign w:val="center"/>
-          </w:tcPr>
-          <w:p>
-            <w:pPr>
-              <w:spacing w:after="0" w:line="240" w:lineRule="auto"/>
-              <w:jc w:val="center"/>
-              <w:rPr>
-                <w:rFonts w:ascii="Times New Roman" w:hAnsi="Times New Roman" w:cs="Times New Roman"/>
-                <w:bCs/>
-                <w:sz w:val="18"/>
-                <w:szCs w:val="18"/>
-                <w:lang w:val="en-US" w:bidi="ar-SA"/>
-              </w:rPr>
-            </w:pPr>
-          </w:p>
-        </w:tc>
-        <w:tc>
-          <w:tcPr>
-            <w:tcW w:w="668" w:type="pct"/>
-            <w:tcBorders>
-              <w:top w:val="single" w:sz="4" w:space="0" w:color="000001"/>
-              <w:left w:val="single" w:sz="4" w:space="0" w:color="000001"/>
-              <w:bottom w:val="single" w:sz="4" w:space="0" w:color="000001"/>
-              <w:right w:val="single" w:sz="4" w:space="0" w:color="000001"/>
-            </w:tcBorders>
-            <w:shd w:val="clear" w:color="auto" w:fill="auto"/>
-          </w:tcPr>
-          <w:p>
-            <w:pPr>
-              <w:spacing w:after="0" w:line="240" w:lineRule="auto"/>
-              <w:jc w:val="center"/>
-              <w:rPr>
-                <w:rFonts w:ascii="Times New Roman" w:hAnsi="Times New Roman" w:cs="Times New Roman"/>
-                <w:bCs/>
-                <w:sz w:val="18"/>
-                <w:szCs w:val="18"/>
-                <w:lang w:val="en-US" w:bidi="ar-SA"/>
-              </w:rPr>
-            </w:pPr>
-          </w:p>
-        </w:tc>
-      </w:tr>
-      <w:tr>
-        <w:trPr>
-          <w:trHeight w:val="20"/>
-          <w:jc w:val="center"/>
-        </w:trPr>
-        <w:tc>
-          <w:tcPr>
-            <w:tcW w:w="1205" w:type="pct"/>
-            <w:gridSpan w:val="3"/>
-            <w:tcBorders>
-              <w:top w:val="single" w:sz="4" w:space="0" w:color="000001"/>
-              <w:left w:val="single" w:sz="4" w:space="0" w:color="000001"/>
-              <w:bottom w:val="single" w:sz="4" w:space="0" w:color="000001"/>
-              <w:right w:val="single" w:sz="4" w:space="0" w:color="000001"/>
-            </w:tcBorders>
-            <w:shd w:val="clear" w:color="auto" w:fill="auto"/>
-            <w:vAlign w:val="center"/>
-          </w:tcPr>
-          <w:p>
-            <w:pPr>
-              <w:spacing w:after="0" w:line="240" w:lineRule="auto"/>
-              <w:jc w:val="center"/>
-              <w:rPr>
-                <w:rFonts w:ascii="Times New Roman" w:hAnsi="Times New Roman" w:cs="Times New Roman"/>
-                <w:b/>
-                <w:sz w:val="18"/>
-                <w:szCs w:val="18"/>
-                <w:lang w:val="en-US" w:bidi="ar-SA"/>
-              </w:rPr>
-            </w:pPr>
-          </w:p>
-        </w:tc>
-        <w:tc>
-          <w:tcPr>
-            <w:tcW w:w="231" w:type="pct"/>
-            <w:tcBorders>
-              <w:top w:val="single" w:sz="4" w:space="0" w:color="000001"/>
-              <w:left w:val="single" w:sz="4" w:space="0" w:color="000001"/>
-              <w:bottom w:val="single" w:sz="4" w:space="0" w:color="000001"/>
-              <w:right w:val="single" w:sz="4" w:space="0" w:color="000001"/>
-            </w:tcBorders>
-            <w:shd w:val="clear" w:color="auto" w:fill="auto"/>
-            <w:vAlign w:val="center"/>
-          </w:tcPr>
-          <w:p>
-            <w:pPr>
-              <w:spacing w:after="0" w:line="240" w:lineRule="auto"/>
-              <w:jc w:val="center"/>
-              <w:rPr>
-                <w:rFonts w:ascii="Times New Roman" w:hAnsi="Times New Roman" w:cs="Times New Roman"/>
-                <w:bCs/>
-                <w:sz w:val="18"/>
-                <w:szCs w:val="18"/>
-                <w:lang w:val="en-US" w:bidi="ar-SA"/>
-              </w:rPr>
-            </w:pPr>
-          </w:p>
-        </w:tc>
-        <w:tc>
-          <w:tcPr>
-            <w:tcW w:w="371" w:type="pct"/>
-            <w:tcBorders>
-              <w:top w:val="single" w:sz="4" w:space="0" w:color="000001"/>
-              <w:left w:val="single" w:sz="4" w:space="0" w:color="000001"/>
-              <w:bottom w:val="single" w:sz="4" w:space="0" w:color="000001"/>
-              <w:right w:val="single" w:sz="4" w:space="0" w:color="000001"/>
-            </w:tcBorders>
-            <w:shd w:val="clear" w:color="auto" w:fill="auto"/>
-          </w:tcPr>
-          <w:p>
-            <w:pPr>
-              <w:spacing w:after="0" w:line="240" w:lineRule="auto"/>
-              <w:jc w:val="center"/>
-              <w:rPr>
-                <w:rFonts w:ascii="Times New Roman" w:hAnsi="Times New Roman" w:cs="Times New Roman"/>
-                <w:bCs/>
-                <w:sz w:val="18"/>
-                <w:szCs w:val="18"/>
-                <w:lang w:val="en-US" w:bidi="ar-SA"/>
-              </w:rPr>
-            </w:pPr>
-          </w:p>
-        </w:tc>
-        <w:tc>
-          <w:tcPr>
-            <w:tcW w:w="392" w:type="pct"/>
-            <w:tcBorders>
-              <w:top w:val="single" w:sz="4" w:space="0" w:color="000001"/>
-              <w:left w:val="single" w:sz="4" w:space="0" w:color="000001"/>
-              <w:bottom w:val="single" w:sz="4" w:space="0" w:color="000001"/>
-              <w:right w:val="single" w:sz="4" w:space="0" w:color="00000A"/>
-            </w:tcBorders>
-            <w:shd w:val="clear" w:color="auto" w:fill="auto"/>
-            <w:vAlign w:val="center"/>
-          </w:tcPr>
-          <w:p>
-            <w:pPr>
-              <w:spacing w:after="0" w:line="240" w:lineRule="auto"/>
-              <w:jc w:val="center"/>
-              <w:rPr>
-                <w:rFonts w:ascii="Times New Roman" w:hAnsi="Times New Roman" w:cs="Times New Roman"/>
-                <w:b/>
-                <w:sz w:val="18"/>
-                <w:szCs w:val="18"/>
-                <w:lang w:val="en-US" w:bidi="ar-SA"/>
-              </w:rPr>
-            </w:pPr>
-          </w:p>
-        </w:tc>
-        <w:tc>
-          <w:tcPr>
-            <w:tcW w:w="309" w:type="pct"/>
-            <w:tcBorders>
-              <w:top w:val="single" w:sz="4" w:space="0" w:color="000001"/>
-              <w:left w:val="single" w:sz="4" w:space="0" w:color="00000A"/>
-              <w:bottom w:val="single" w:sz="4" w:space="0" w:color="000001"/>
-              <w:right w:val="single" w:sz="4" w:space="0" w:color="000001"/>
-            </w:tcBorders>
-            <w:shd w:val="clear" w:color="auto" w:fill="auto"/>
-            <w:vAlign w:val="center"/>
-          </w:tcPr>
-          <w:p>
-            <w:pPr>
-              <w:spacing w:after="0" w:line="240" w:lineRule="auto"/>
-              <w:jc w:val="center"/>
-              <w:rPr>
-                <w:rFonts w:ascii="Times New Roman" w:hAnsi="Times New Roman" w:cs="Times New Roman"/>
-                <w:b/>
-                <w:sz w:val="18"/>
-                <w:szCs w:val="18"/>
-                <w:lang w:val="en-US" w:bidi="ar-SA"/>
-              </w:rPr>
-            </w:pPr>
-          </w:p>
-        </w:tc>
-        <w:tc>
-          <w:tcPr>
-            <w:tcW w:w="391" w:type="pct"/>
-            <w:tcBorders>
-              <w:top w:val="single" w:sz="4" w:space="0" w:color="000001"/>
-              <w:left w:val="single" w:sz="4" w:space="0" w:color="000001"/>
-              <w:bottom w:val="single" w:sz="4" w:space="0" w:color="000001"/>
-              <w:right w:val="single" w:sz="4" w:space="0" w:color="000001"/>
-            </w:tcBorders>
-            <w:shd w:val="clear" w:color="auto" w:fill="auto"/>
-          </w:tcPr>
-          <w:p>
-            <w:pPr>
-              <w:spacing w:after="0" w:line="240" w:lineRule="auto"/>
-              <w:jc w:val="center"/>
-              <w:rPr>
-                <w:rFonts w:ascii="Times New Roman" w:hAnsi="Times New Roman" w:cs="Times New Roman"/>
-                <w:bCs/>
-                <w:sz w:val="18"/>
-                <w:szCs w:val="18"/>
-                <w:lang w:val="en-US" w:bidi="ar-SA"/>
-              </w:rPr>
-            </w:pPr>
-          </w:p>
-        </w:tc>
-        <w:tc>
-          <w:tcPr>
-            <w:tcW w:w="342" w:type="pct"/>
-            <w:tcBorders>
-              <w:top w:val="single" w:sz="4" w:space="0" w:color="000001"/>
-              <w:left w:val="single" w:sz="4" w:space="0" w:color="000001"/>
-              <w:bottom w:val="single" w:sz="4" w:space="0" w:color="000001"/>
-              <w:right w:val="single" w:sz="4" w:space="0" w:color="000001"/>
-            </w:tcBorders>
-            <w:shd w:val="clear" w:color="auto" w:fill="auto"/>
-            <w:vAlign w:val="center"/>
-          </w:tcPr>
-          <w:p>
-            <w:pPr>
-              <w:spacing w:after="0" w:line="240" w:lineRule="auto"/>
-              <w:jc w:val="center"/>
-              <w:rPr>
-                <w:rFonts w:ascii="Times New Roman" w:hAnsi="Times New Roman" w:cs="Times New Roman"/>
-                <w:bCs/>
-                <w:sz w:val="18"/>
-                <w:szCs w:val="18"/>
-                <w:lang w:val="en-US" w:bidi="ar-SA"/>
-              </w:rPr>
-            </w:pPr>
-          </w:p>
-        </w:tc>
-        <w:tc>
-          <w:tcPr>
-            <w:tcW w:w="313" w:type="pct"/>
-            <w:tcBorders>
-              <w:top w:val="single" w:sz="4" w:space="0" w:color="000001"/>
-              <w:left w:val="single" w:sz="4" w:space="0" w:color="000001"/>
-              <w:bottom w:val="single" w:sz="4" w:space="0" w:color="000001"/>
-              <w:right w:val="single" w:sz="4" w:space="0" w:color="000001"/>
-            </w:tcBorders>
-            <w:shd w:val="clear" w:color="auto" w:fill="auto"/>
-            <w:vAlign w:val="center"/>
-          </w:tcPr>
-          <w:p>
-            <w:pPr>
-              <w:spacing w:after="0" w:line="240" w:lineRule="auto"/>
-              <w:jc w:val="center"/>
-              <w:rPr>
-                <w:rFonts w:ascii="Times New Roman" w:hAnsi="Times New Roman" w:cs="Times New Roman"/>
-                <w:bCs/>
-                <w:sz w:val="18"/>
-                <w:szCs w:val="18"/>
-                <w:lang w:val="en-US" w:bidi="ar-SA"/>
-              </w:rPr>
-            </w:pPr>
-          </w:p>
-        </w:tc>
-        <w:tc>
-          <w:tcPr>
-            <w:tcW w:w="313" w:type="pct"/>
-            <w:tcBorders>
-              <w:top w:val="single" w:sz="4" w:space="0" w:color="000001"/>
-              <w:left w:val="single" w:sz="4" w:space="0" w:color="000001"/>
-              <w:bottom w:val="single" w:sz="4" w:space="0" w:color="000001"/>
-              <w:right w:val="single" w:sz="4" w:space="0" w:color="000001"/>
-            </w:tcBorders>
-            <w:shd w:val="clear" w:color="auto" w:fill="auto"/>
-            <w:vAlign w:val="center"/>
-          </w:tcPr>
-          <w:p>
-            <w:pPr>
-              <w:spacing w:after="0" w:line="240" w:lineRule="auto"/>
-              <w:jc w:val="center"/>
-              <w:rPr>
-                <w:rFonts w:ascii="Times New Roman" w:hAnsi="Times New Roman" w:cs="Times New Roman"/>
-                <w:bCs/>
-                <w:sz w:val="18"/>
-                <w:szCs w:val="18"/>
-                <w:lang w:val="en-US" w:bidi="ar-SA"/>
-              </w:rPr>
-            </w:pPr>
-          </w:p>
-        </w:tc>
-        <w:tc>
-          <w:tcPr>
-            <w:tcW w:w="464" w:type="pct"/>
-            <w:tcBorders>
-              <w:top w:val="single" w:sz="4" w:space="0" w:color="000001"/>
-              <w:left w:val="single" w:sz="4" w:space="0" w:color="000001"/>
-              <w:bottom w:val="single" w:sz="4" w:space="0" w:color="000001"/>
-              <w:right w:val="single" w:sz="4" w:space="0" w:color="000001"/>
-            </w:tcBorders>
-            <w:shd w:val="clear" w:color="auto" w:fill="auto"/>
-            <w:vAlign w:val="center"/>
-          </w:tcPr>
-          <w:p>
-            <w:pPr>
-              <w:spacing w:after="0" w:line="240" w:lineRule="auto"/>
-              <w:jc w:val="center"/>
-              <w:rPr>
-                <w:rFonts w:ascii="Times New Roman" w:hAnsi="Times New Roman" w:cs="Times New Roman"/>
-                <w:bCs/>
-                <w:sz w:val="18"/>
-                <w:szCs w:val="18"/>
-                <w:lang w:val="en-US" w:bidi="ar-SA"/>
-              </w:rPr>
-            </w:pPr>
-          </w:p>
-        </w:tc>
-        <w:tc>
-          <w:tcPr>
-            <w:tcW w:w="668" w:type="pct"/>
-            <w:tcBorders>
-              <w:top w:val="single" w:sz="4" w:space="0" w:color="000001"/>
-              <w:left w:val="single" w:sz="4" w:space="0" w:color="000001"/>
-              <w:bottom w:val="single" w:sz="4" w:space="0" w:color="000001"/>
-              <w:right w:val="single" w:sz="4" w:space="0" w:color="000001"/>
-            </w:tcBorders>
-            <w:shd w:val="clear" w:color="auto" w:fill="auto"/>
-          </w:tcPr>
-          <w:p>
-            <w:pPr>
-              <w:spacing w:after="0" w:line="240" w:lineRule="auto"/>
-              <w:jc w:val="center"/>
-              <w:rPr>
-                <w:rFonts w:ascii="Times New Roman" w:hAnsi="Times New Roman" w:cs="Times New Roman"/>
-                <w:bCs/>
-                <w:sz w:val="18"/>
-                <w:szCs w:val="18"/>
-                <w:lang w:val="en-US" w:bidi="ar-SA"/>
-              </w:rPr>
-            </w:pPr>
-          </w:p>
-        </w:tc>
-      </w:tr>
-      <w:tr>
-        <w:trPr>
-          <w:trHeight w:val="20"/>
-          <w:jc w:val="center"/>
-        </w:trPr>
-        <w:tc>
-          <w:tcPr>
-            <w:tcW w:w="1205" w:type="pct"/>
-            <w:gridSpan w:val="3"/>
-            <w:tcBorders>
-              <w:top w:val="single" w:sz="4" w:space="0" w:color="000001"/>
-              <w:left w:val="single" w:sz="4" w:space="0" w:color="000001"/>
-              <w:bottom w:val="single" w:sz="4" w:space="0" w:color="000001"/>
-              <w:right w:val="single" w:sz="4" w:space="0" w:color="000001"/>
-            </w:tcBorders>
-            <w:shd w:val="clear" w:color="auto" w:fill="auto"/>
-            <w:vAlign w:val="center"/>
-          </w:tcPr>
-          <w:p>
-            <w:pPr>
-              <w:spacing w:after="0" w:line="240" w:lineRule="auto"/>
-              <w:jc w:val="center"/>
-              <w:rPr>
-                <w:rFonts w:ascii="Times New Roman" w:hAnsi="Times New Roman" w:cs="Times New Roman"/>
-                <w:b/>
-                <w:sz w:val="18"/>
-                <w:szCs w:val="18"/>
-                <w:lang w:val="en-US" w:bidi="ar-SA"/>
-              </w:rPr>
-            </w:pPr>
-          </w:p>
-        </w:tc>
-        <w:tc>
-          <w:tcPr>
-            <w:tcW w:w="231" w:type="pct"/>
-            <w:tcBorders>
-              <w:top w:val="single" w:sz="4" w:space="0" w:color="000001"/>
-              <w:left w:val="single" w:sz="4" w:space="0" w:color="000001"/>
-              <w:bottom w:val="single" w:sz="4" w:space="0" w:color="000001"/>
-              <w:right w:val="single" w:sz="4" w:space="0" w:color="000001"/>
-            </w:tcBorders>
-            <w:shd w:val="clear" w:color="auto" w:fill="auto"/>
-            <w:vAlign w:val="center"/>
-          </w:tcPr>
-          <w:p>
-            <w:pPr>
-              <w:spacing w:after="0" w:line="240" w:lineRule="auto"/>
-              <w:jc w:val="center"/>
-              <w:rPr>
-                <w:rFonts w:ascii="Times New Roman" w:hAnsi="Times New Roman" w:cs="Times New Roman"/>
-                <w:bCs/>
-                <w:sz w:val="18"/>
-                <w:szCs w:val="18"/>
-                <w:lang w:val="en-US" w:bidi="ar-SA"/>
-              </w:rPr>
-            </w:pPr>
-          </w:p>
-        </w:tc>
-        <w:tc>
-          <w:tcPr>
-            <w:tcW w:w="371" w:type="pct"/>
-            <w:tcBorders>
-              <w:top w:val="single" w:sz="4" w:space="0" w:color="000001"/>
-              <w:left w:val="single" w:sz="4" w:space="0" w:color="000001"/>
-              <w:bottom w:val="single" w:sz="4" w:space="0" w:color="000001"/>
-              <w:right w:val="single" w:sz="4" w:space="0" w:color="000001"/>
-            </w:tcBorders>
-            <w:shd w:val="clear" w:color="auto" w:fill="auto"/>
-          </w:tcPr>
-          <w:p>
-            <w:pPr>
-              <w:spacing w:after="0" w:line="240" w:lineRule="auto"/>
-              <w:jc w:val="center"/>
-              <w:rPr>
-                <w:rFonts w:ascii="Times New Roman" w:hAnsi="Times New Roman" w:cs="Times New Roman"/>
-                <w:bCs/>
-                <w:sz w:val="18"/>
-                <w:szCs w:val="18"/>
-                <w:lang w:val="en-US" w:bidi="ar-SA"/>
-              </w:rPr>
-            </w:pPr>
-          </w:p>
-        </w:tc>
-        <w:tc>
-          <w:tcPr>
-            <w:tcW w:w="392" w:type="pct"/>
-            <w:tcBorders>
-              <w:top w:val="single" w:sz="4" w:space="0" w:color="000001"/>
-              <w:left w:val="single" w:sz="4" w:space="0" w:color="000001"/>
-              <w:bottom w:val="single" w:sz="4" w:space="0" w:color="000001"/>
-              <w:right w:val="single" w:sz="4" w:space="0" w:color="00000A"/>
-            </w:tcBorders>
-            <w:shd w:val="clear" w:color="auto" w:fill="auto"/>
-            <w:vAlign w:val="center"/>
-          </w:tcPr>
-          <w:p>
-            <w:pPr>
-              <w:spacing w:after="0" w:line="240" w:lineRule="auto"/>
-              <w:jc w:val="center"/>
-              <w:rPr>
-                <w:rFonts w:ascii="Times New Roman" w:hAnsi="Times New Roman" w:cs="Times New Roman"/>
-                <w:b/>
-                <w:sz w:val="18"/>
-                <w:szCs w:val="18"/>
-                <w:lang w:val="en-US" w:bidi="ar-SA"/>
-              </w:rPr>
-            </w:pPr>
-          </w:p>
-        </w:tc>
-        <w:tc>
-          <w:tcPr>
-            <w:tcW w:w="309" w:type="pct"/>
-            <w:tcBorders>
-              <w:top w:val="single" w:sz="4" w:space="0" w:color="000001"/>
-              <w:left w:val="single" w:sz="4" w:space="0" w:color="00000A"/>
-              <w:bottom w:val="single" w:sz="4" w:space="0" w:color="000001"/>
-              <w:right w:val="single" w:sz="4" w:space="0" w:color="000001"/>
-            </w:tcBorders>
-            <w:shd w:val="clear" w:color="auto" w:fill="auto"/>
-            <w:vAlign w:val="center"/>
-          </w:tcPr>
-          <w:p>
-            <w:pPr>
-              <w:spacing w:after="0" w:line="240" w:lineRule="auto"/>
-              <w:jc w:val="center"/>
-              <w:rPr>
-                <w:rFonts w:ascii="Times New Roman" w:hAnsi="Times New Roman" w:cs="Times New Roman"/>
-                <w:b/>
-                <w:sz w:val="18"/>
-                <w:szCs w:val="18"/>
-                <w:lang w:val="en-US" w:bidi="ar-SA"/>
-              </w:rPr>
-            </w:pPr>
-          </w:p>
-        </w:tc>
-        <w:tc>
-          <w:tcPr>
-            <w:tcW w:w="391" w:type="pct"/>
-            <w:tcBorders>
-              <w:top w:val="single" w:sz="4" w:space="0" w:color="000001"/>
-              <w:left w:val="single" w:sz="4" w:space="0" w:color="000001"/>
-              <w:bottom w:val="single" w:sz="4" w:space="0" w:color="000001"/>
-              <w:right w:val="single" w:sz="4" w:space="0" w:color="000001"/>
-            </w:tcBorders>
-            <w:shd w:val="clear" w:color="auto" w:fill="auto"/>
-          </w:tcPr>
-          <w:p>
-            <w:pPr>
-              <w:spacing w:after="0" w:line="240" w:lineRule="auto"/>
-              <w:jc w:val="center"/>
-              <w:rPr>
-                <w:rFonts w:ascii="Times New Roman" w:hAnsi="Times New Roman" w:cs="Times New Roman"/>
-                <w:bCs/>
-                <w:sz w:val="18"/>
-                <w:szCs w:val="18"/>
-                <w:lang w:val="en-US" w:bidi="ar-SA"/>
-              </w:rPr>
-            </w:pPr>
-          </w:p>
-        </w:tc>
-        <w:tc>
-          <w:tcPr>
-            <w:tcW w:w="342" w:type="pct"/>
-            <w:tcBorders>
-              <w:top w:val="single" w:sz="4" w:space="0" w:color="000001"/>
-              <w:left w:val="single" w:sz="4" w:space="0" w:color="000001"/>
-              <w:bottom w:val="single" w:sz="4" w:space="0" w:color="000001"/>
-              <w:right w:val="single" w:sz="4" w:space="0" w:color="000001"/>
-            </w:tcBorders>
-            <w:shd w:val="clear" w:color="auto" w:fill="auto"/>
-            <w:vAlign w:val="center"/>
-          </w:tcPr>
-          <w:p>
-            <w:pPr>
-              <w:spacing w:after="0" w:line="240" w:lineRule="auto"/>
-              <w:jc w:val="center"/>
-              <w:rPr>
-                <w:rFonts w:ascii="Times New Roman" w:hAnsi="Times New Roman" w:cs="Times New Roman"/>
-                <w:bCs/>
-                <w:sz w:val="18"/>
-                <w:szCs w:val="18"/>
-                <w:lang w:val="en-US" w:bidi="ar-SA"/>
-              </w:rPr>
-            </w:pPr>
-          </w:p>
-        </w:tc>
-        <w:tc>
-          <w:tcPr>
-            <w:tcW w:w="313" w:type="pct"/>
-            <w:tcBorders>
-              <w:top w:val="single" w:sz="4" w:space="0" w:color="000001"/>
-              <w:left w:val="single" w:sz="4" w:space="0" w:color="000001"/>
-              <w:bottom w:val="single" w:sz="4" w:space="0" w:color="000001"/>
-              <w:right w:val="single" w:sz="4" w:space="0" w:color="000001"/>
-            </w:tcBorders>
-            <w:shd w:val="clear" w:color="auto" w:fill="auto"/>
-            <w:vAlign w:val="center"/>
-          </w:tcPr>
-          <w:p>
-            <w:pPr>
-              <w:spacing w:after="0" w:line="240" w:lineRule="auto"/>
-              <w:jc w:val="center"/>
-              <w:rPr>
-                <w:rFonts w:ascii="Times New Roman" w:hAnsi="Times New Roman" w:cs="Times New Roman"/>
-                <w:bCs/>
-                <w:sz w:val="18"/>
-                <w:szCs w:val="18"/>
-                <w:lang w:val="en-US" w:bidi="ar-SA"/>
-              </w:rPr>
-            </w:pPr>
-          </w:p>
-        </w:tc>
-        <w:tc>
-          <w:tcPr>
-            <w:tcW w:w="313" w:type="pct"/>
-            <w:tcBorders>
-              <w:top w:val="single" w:sz="4" w:space="0" w:color="000001"/>
-              <w:left w:val="single" w:sz="4" w:space="0" w:color="000001"/>
-              <w:bottom w:val="single" w:sz="4" w:space="0" w:color="000001"/>
-              <w:right w:val="single" w:sz="4" w:space="0" w:color="000001"/>
-            </w:tcBorders>
-            <w:shd w:val="clear" w:color="auto" w:fill="auto"/>
-            <w:vAlign w:val="center"/>
-          </w:tcPr>
-          <w:p>
-            <w:pPr>
-              <w:spacing w:after="0" w:line="240" w:lineRule="auto"/>
-              <w:jc w:val="center"/>
-              <w:rPr>
-                <w:rFonts w:ascii="Times New Roman" w:hAnsi="Times New Roman" w:cs="Times New Roman"/>
-                <w:bCs/>
-                <w:sz w:val="18"/>
-                <w:szCs w:val="18"/>
-                <w:lang w:val="en-US" w:bidi="ar-SA"/>
-              </w:rPr>
-            </w:pPr>
-          </w:p>
-        </w:tc>
-        <w:tc>
-          <w:tcPr>
-            <w:tcW w:w="464" w:type="pct"/>
-            <w:tcBorders>
-              <w:top w:val="single" w:sz="4" w:space="0" w:color="000001"/>
-              <w:left w:val="single" w:sz="4" w:space="0" w:color="000001"/>
-              <w:bottom w:val="single" w:sz="4" w:space="0" w:color="00000A"/>
-              <w:right w:val="single" w:sz="4" w:space="0" w:color="000001"/>
-            </w:tcBorders>
-            <w:shd w:val="clear" w:color="auto" w:fill="auto"/>
-            <w:vAlign w:val="center"/>
-          </w:tcPr>
-          <w:p>
-            <w:pPr>
-              <w:spacing w:after="0" w:line="240" w:lineRule="auto"/>
-              <w:jc w:val="center"/>
-              <w:rPr>
-                <w:rFonts w:ascii="Times New Roman" w:hAnsi="Times New Roman" w:cs="Times New Roman"/>
-                <w:bCs/>
-                <w:sz w:val="18"/>
-                <w:szCs w:val="18"/>
-                <w:lang w:val="en-US" w:bidi="ar-SA"/>
-              </w:rPr>
-            </w:pPr>
-          </w:p>
-        </w:tc>
-        <w:tc>
-          <w:tcPr>
-            <w:tcW w:w="668" w:type="pct"/>
+            <w:tcW w:w="458" w:type="pct"/>
+            <w:tcBorders>
+              <w:top w:val="single" w:sz="4" w:space="0" w:color="000001"/>
+              <w:left w:val="single" w:sz="4" w:space="0" w:color="000001"/>
+              <w:bottom w:val="single" w:sz="4" w:space="0" w:color="000001"/>
+              <w:right w:val="single" w:sz="4" w:space="0" w:color="000001"/>
+            </w:tcBorders>
+            <w:shd w:val="clear" w:color="auto" w:fill="auto"/>
+          </w:tcPr>
+          <w:p>
+            <w:pPr>
+              <w:spacing w:after="0" w:line="240" w:lineRule="auto"/>
+              <w:jc w:val="center"/>
+              <w:rPr>
+                <w:rFonts w:ascii="Times New Roman" w:hAnsi="Times New Roman" w:cs="Times New Roman"/>
+                <w:bCs/>
+                <w:sz w:val="18"/>
+                <w:szCs w:val="18"/>
+                <w:lang w:val="en-US" w:bidi="ar-SA"/>
+              </w:rPr>
+            </w:pPr>
+          </w:p>
+        </w:tc>
+        <w:tc>
+          <w:tcPr>
+            <w:tcW w:w="411" w:type="pct"/>
+            <w:tcBorders>
+              <w:top w:val="single" w:sz="4" w:space="0" w:color="000001"/>
+              <w:left w:val="single" w:sz="4" w:space="0" w:color="000001"/>
+              <w:bottom w:val="single" w:sz="4" w:space="0" w:color="000001"/>
+              <w:right w:val="single" w:sz="4" w:space="0" w:color="000001"/>
+            </w:tcBorders>
+            <w:shd w:val="clear" w:color="auto" w:fill="auto"/>
+            <w:vAlign w:val="center"/>
+          </w:tcPr>
+          <w:p>
+            <w:pPr>
+              <w:spacing w:after="0" w:line="240" w:lineRule="auto"/>
+              <w:jc w:val="center"/>
+              <w:rPr>
+                <w:rFonts w:ascii="Times New Roman" w:hAnsi="Times New Roman" w:cs="Times New Roman"/>
+                <w:bCs/>
+                <w:sz w:val="18"/>
+                <w:szCs w:val="18"/>
+                <w:lang w:val="en-US" w:bidi="ar-SA"/>
+              </w:rPr>
+            </w:pPr>
+          </w:p>
+        </w:tc>
+        <w:tc>
+          <w:tcPr>
+            <w:tcW w:w="412" w:type="pct"/>
+            <w:tcBorders>
+              <w:top w:val="single" w:sz="4" w:space="0" w:color="000001"/>
+              <w:left w:val="single" w:sz="4" w:space="0" w:color="000001"/>
+              <w:bottom w:val="single" w:sz="4" w:space="0" w:color="000001"/>
+              <w:right w:val="single" w:sz="4" w:space="0" w:color="000001"/>
+            </w:tcBorders>
+            <w:shd w:val="clear" w:color="auto" w:fill="auto"/>
+            <w:vAlign w:val="center"/>
+          </w:tcPr>
+          <w:p>
+            <w:pPr>
+              <w:spacing w:after="0" w:line="240" w:lineRule="auto"/>
+              <w:jc w:val="center"/>
+              <w:rPr>
+                <w:rFonts w:ascii="Times New Roman" w:hAnsi="Times New Roman" w:cs="Times New Roman"/>
+                <w:bCs/>
+                <w:sz w:val="18"/>
+                <w:szCs w:val="18"/>
+                <w:lang w:val="en-US" w:bidi="ar-SA"/>
+              </w:rPr>
+            </w:pPr>
+          </w:p>
+        </w:tc>
+        <w:tc>
+          <w:tcPr>
+            <w:tcW w:w="386" w:type="pct"/>
+            <w:tcBorders>
+              <w:top w:val="single" w:sz="4" w:space="0" w:color="000001"/>
+              <w:left w:val="single" w:sz="4" w:space="0" w:color="000001"/>
+              <w:bottom w:val="single" w:sz="4" w:space="0" w:color="000001"/>
+              <w:right w:val="single" w:sz="4" w:space="0" w:color="000001"/>
+            </w:tcBorders>
+            <w:shd w:val="clear" w:color="auto" w:fill="auto"/>
+            <w:vAlign w:val="center"/>
+          </w:tcPr>
+          <w:p>
+            <w:pPr>
+              <w:spacing w:after="0" w:line="240" w:lineRule="auto"/>
+              <w:jc w:val="center"/>
+              <w:rPr>
+                <w:rFonts w:ascii="Times New Roman" w:hAnsi="Times New Roman" w:cs="Times New Roman"/>
+                <w:bCs/>
+                <w:sz w:val="18"/>
+                <w:szCs w:val="18"/>
+                <w:lang w:val="en-US" w:bidi="ar-SA"/>
+              </w:rPr>
+            </w:pPr>
+          </w:p>
+        </w:tc>
+        <w:tc>
+          <w:tcPr>
+            <w:tcW w:w="503" w:type="pct"/>
+            <w:tcBorders>
+              <w:top w:val="single" w:sz="4" w:space="0" w:color="000001"/>
+              <w:left w:val="single" w:sz="4" w:space="0" w:color="000001"/>
+              <w:bottom w:val="single" w:sz="4" w:space="0" w:color="000001"/>
+              <w:right w:val="single" w:sz="4" w:space="0" w:color="000001"/>
+            </w:tcBorders>
+            <w:shd w:val="clear" w:color="auto" w:fill="auto"/>
+            <w:vAlign w:val="center"/>
+          </w:tcPr>
+          <w:p>
+            <w:pPr>
+              <w:spacing w:after="0" w:line="240" w:lineRule="auto"/>
+              <w:jc w:val="center"/>
+              <w:rPr>
+                <w:rFonts w:ascii="Times New Roman" w:hAnsi="Times New Roman" w:cs="Times New Roman"/>
+                <w:bCs/>
+                <w:sz w:val="18"/>
+                <w:szCs w:val="18"/>
+                <w:lang w:val="en-US" w:bidi="ar-SA"/>
+              </w:rPr>
+            </w:pPr>
+          </w:p>
+        </w:tc>
+        <w:tc>
+          <w:tcPr>
+            <w:tcW w:w="368" w:type="pct"/>
             <w:tcBorders>
               <w:top w:val="single" w:sz="4" w:space="0" w:color="000001"/>
               <w:left w:val="single" w:sz="4" w:space="0" w:color="000001"/>
@@ -3525,13 +2940,6 @@
         <w:pStyle w:val="NoSpacing"/>
         <w:rPr>
           <w:rFonts w:ascii="Times New Roman" w:hAnsi="Times New Roman" w:cs="Times New Roman"/>
-          <w:sz w:val="20"/>
-          <w:szCs w:val="20"/>
-        </w:rPr>
-      </w:pPr>
-      <w:r>
-        <w:rPr>
-          <w:rFonts w:ascii="Times New Roman" w:hAnsi="Times New Roman" w:cs="Times New Roman"/>
           <w:b/>
           <w:bCs/>
           <w:i/>
@@ -3539,7 +2947,264 @@
           <w:sz w:val="20"/>
           <w:szCs w:val="20"/>
         </w:rPr>
+      </w:pPr>
+      <w:r>
+        <w:rPr>
+          <w:rFonts w:ascii="Times New Roman" w:hAnsi="Times New Roman" w:cs="Times New Roman"/>
+          <w:b/>
+          <w:bCs/>
+          <w:i/>
+          <w:iCs/>
+          <w:sz w:val="20"/>
+          <w:szCs w:val="20"/>
+        </w:rPr>
         <w:t xml:space="preserve">Certified that all above particulars has been verified thoroughly and found correct </w:t>
+      </w:r>
+    </w:p>
+    <w:p>
+      <w:pPr>
+        <w:pStyle w:val="NoSpacing"/>
+        <w:rPr>
+          <w:rFonts w:ascii="Times New Roman" w:hAnsi="Times New Roman" w:cs="Times New Roman"/>
+          <w:sz w:val="20"/>
+          <w:szCs w:val="20"/>
+        </w:rPr>
+      </w:pPr>
+    </w:p>
+    <w:p>
+      <w:pPr>
+        <w:pStyle w:val="NoSpacing"/>
+        <w:rPr>
+          <w:rFonts w:ascii="Times New Roman" w:hAnsi="Times New Roman" w:cs="Times New Roman"/>
+          <w:sz w:val="20"/>
+          <w:szCs w:val="20"/>
+        </w:rPr>
+      </w:pPr>
+      <w:r>
+        <w:rPr>
+          <w:rFonts w:ascii="Times New Roman" w:hAnsi="Times New Roman" w:cs="Times New Roman"/>
+          <w:sz w:val="20"/>
+          <w:szCs w:val="20"/>
+        </w:rPr>
+        <w:t xml:space="preserve">       {</w:t>
+      </w:r>
+      <w:r>
+        <w:t>LandClerkSignature}</w:t>
+      </w:r>
+      <w:r>
+        <w:rPr>
+          <w:rFonts w:ascii="Times New Roman" w:hAnsi="Times New Roman" w:cs="Times New Roman"/>
+          <w:sz w:val="20"/>
+          <w:szCs w:val="20"/>
+        </w:rPr>
+        <w:tab/>
+      </w:r>
+      <w:r>
+        <w:rPr>
+          <w:rFonts w:ascii="Times New Roman" w:hAnsi="Times New Roman" w:cs="Times New Roman"/>
+          <w:sz w:val="20"/>
+          <w:szCs w:val="20"/>
+        </w:rPr>
+        <w:tab/>
+      </w:r>
+      <w:r>
+        <w:rPr>
+          <w:rFonts w:ascii="Times New Roman" w:hAnsi="Times New Roman" w:cs="Times New Roman"/>
+          <w:sz w:val="20"/>
+          <w:szCs w:val="20"/>
+        </w:rPr>
+        <w:tab/>
+      </w:r>
+      <w:r>
+        <w:rPr>
+          <w:rFonts w:ascii="Times New Roman" w:hAnsi="Times New Roman" w:cs="Times New Roman"/>
+          <w:sz w:val="20"/>
+          <w:szCs w:val="20"/>
+        </w:rPr>
+        <w:t xml:space="preserve"> </w:t>
+      </w:r>
+      <w:r>
+        <w:t>{SurveyOfficerSignature}</w:t>
+      </w:r>
+      <w:r>
+        <w:rPr>
+          <w:rFonts w:ascii="Times New Roman" w:hAnsi="Times New Roman" w:cs="Times New Roman"/>
+          <w:sz w:val="20"/>
+          <w:szCs w:val="20"/>
+        </w:rPr>
+        <w:tab/>
+      </w:r>
+      <w:r>
+        <w:rPr>
+          <w:rFonts w:ascii="Times New Roman" w:hAnsi="Times New Roman" w:cs="Times New Roman"/>
+          <w:sz w:val="20"/>
+          <w:szCs w:val="20"/>
+        </w:rPr>
+        <w:tab/>
+      </w:r>
+      <w:r>
+        <w:t>{ManagerSignature}</w:t>
+      </w:r>
+      <w:r>
+        <w:rPr>
+          <w:rFonts w:ascii="Times New Roman" w:hAnsi="Times New Roman" w:cs="Times New Roman"/>
+          <w:sz w:val="20"/>
+          <w:szCs w:val="20"/>
+        </w:rPr>
+        <w:tab/>
+      </w:r>
+      <w:r>
+        <w:rPr>
+          <w:rFonts w:ascii="Times New Roman" w:hAnsi="Times New Roman" w:cs="Times New Roman"/>
+          <w:sz w:val="20"/>
+          <w:szCs w:val="20"/>
+        </w:rPr>
+        <w:tab/>
+        <w:t xml:space="preserve">                        </w:t>
+      </w:r>
+      <w:r>
+        <w:t>{ProjectOfficerSignature}</w:t>
+      </w:r>
+      <w:r>
+        <w:rPr>
+          <w:rFonts w:ascii="Times New Roman" w:hAnsi="Times New Roman" w:cs="Times New Roman"/>
+          <w:sz w:val="20"/>
+          <w:szCs w:val="20"/>
+        </w:rPr>
+        <w:t xml:space="preserve">                                        </w:t>
+      </w:r>
+    </w:p>
+    <w:p>
+      <w:pPr>
+        <w:pStyle w:val="NoSpacing"/>
+        <w:rPr>
+          <w:rFonts w:ascii="Times New Roman" w:hAnsi="Times New Roman" w:cs="Times New Roman"/>
+          <w:sz w:val="20"/>
+          <w:szCs w:val="20"/>
+        </w:rPr>
+      </w:pPr>
+      <w:r>
+        <w:rPr>
+          <w:rFonts w:ascii="Times New Roman" w:hAnsi="Times New Roman" w:cs="Times New Roman"/>
+          <w:sz w:val="20"/>
+          <w:szCs w:val="20"/>
+        </w:rPr>
+        <w:t xml:space="preserve">Land </w:t>
+      </w:r>
+      <w:r>
+        <w:rPr>
+          <w:rFonts w:ascii="Times New Roman" w:hAnsi="Times New Roman" w:cs="Times New Roman"/>
+          <w:sz w:val="20"/>
+          <w:szCs w:val="20"/>
+        </w:rPr>
+        <w:t>Clerk/Amin/Rev.Inspector</w:t>
+      </w:r>
+      <w:r>
+        <w:rPr>
+          <w:rFonts w:ascii="Times New Roman" w:hAnsi="Times New Roman" w:cs="Times New Roman"/>
+          <w:sz w:val="20"/>
+          <w:szCs w:val="20"/>
+        </w:rPr>
+        <w:tab/>
+      </w:r>
+      <w:r>
+        <w:rPr>
+          <w:rFonts w:ascii="Times New Roman" w:hAnsi="Times New Roman" w:cs="Times New Roman"/>
+          <w:sz w:val="20"/>
+          <w:szCs w:val="20"/>
+        </w:rPr>
+        <w:tab/>
+        <w:t xml:space="preserve">    </w:t>
+      </w:r>
+      <w:r>
+        <w:rPr>
+          <w:rFonts w:ascii="Times New Roman" w:hAnsi="Times New Roman" w:cs="Times New Roman"/>
+          <w:sz w:val="20"/>
+          <w:szCs w:val="20"/>
+        </w:rPr>
+        <w:tab/>
+        <w:t xml:space="preserve"> Surveyor/Survey Officer</w:t>
+      </w:r>
+      <w:r>
+        <w:rPr>
+          <w:rFonts w:ascii="Times New Roman" w:hAnsi="Times New Roman" w:cs="Times New Roman"/>
+          <w:sz w:val="20"/>
+          <w:szCs w:val="20"/>
+        </w:rPr>
+        <w:tab/>
+      </w:r>
+      <w:r>
+        <w:rPr>
+          <w:rFonts w:ascii="Times New Roman" w:hAnsi="Times New Roman" w:cs="Times New Roman"/>
+          <w:sz w:val="20"/>
+          <w:szCs w:val="20"/>
+        </w:rPr>
+        <w:tab/>
+      </w:r>
+      <w:r>
+        <w:rPr>
+          <w:rFonts w:ascii="Times New Roman" w:hAnsi="Times New Roman" w:cs="Times New Roman"/>
+          <w:sz w:val="20"/>
+          <w:szCs w:val="20"/>
+        </w:rPr>
+        <w:tab/>
+        <w:t xml:space="preserve">           </w:t>
+      </w:r>
+      <w:r>
+        <w:rPr>
+          <w:rFonts w:ascii="Times New Roman" w:hAnsi="Times New Roman" w:cs="Times New Roman"/>
+          <w:sz w:val="20"/>
+          <w:szCs w:val="20"/>
+        </w:rPr>
+        <w:t>Manager</w:t>
+      </w:r>
+      <w:r>
+        <w:rPr>
+          <w:rFonts w:ascii="Times New Roman" w:hAnsi="Times New Roman" w:cs="Times New Roman"/>
+          <w:sz w:val="20"/>
+          <w:szCs w:val="20"/>
+        </w:rPr>
+        <w:tab/>
+      </w:r>
+      <w:r>
+        <w:rPr>
+          <w:rFonts w:ascii="Times New Roman" w:hAnsi="Times New Roman" w:cs="Times New Roman"/>
+          <w:sz w:val="20"/>
+          <w:szCs w:val="20"/>
+        </w:rPr>
+        <w:tab/>
+      </w:r>
+      <w:r>
+        <w:rPr>
+          <w:rFonts w:ascii="Times New Roman" w:hAnsi="Times New Roman" w:cs="Times New Roman"/>
+          <w:sz w:val="20"/>
+          <w:szCs w:val="20"/>
+        </w:rPr>
+        <w:tab/>
+      </w:r>
+      <w:r>
+        <w:rPr>
+          <w:rFonts w:ascii="Times New Roman" w:hAnsi="Times New Roman" w:cs="Times New Roman"/>
+          <w:sz w:val="20"/>
+          <w:szCs w:val="20"/>
+        </w:rPr>
+        <w:tab/>
+      </w:r>
+      <w:r>
+        <w:rPr>
+          <w:rFonts w:ascii="Times New Roman" w:hAnsi="Times New Roman" w:cs="Times New Roman"/>
+          <w:sz w:val="20"/>
+          <w:szCs w:val="20"/>
+        </w:rPr>
+        <w:tab/>
+      </w:r>
+      <w:r>
+        <w:rPr>
+          <w:rFonts w:ascii="Times New Roman" w:hAnsi="Times New Roman" w:cs="Times New Roman"/>
+          <w:sz w:val="20"/>
+          <w:szCs w:val="20"/>
+        </w:rPr>
+        <w:t>Project Officer/ Agent</w:t>
       </w:r>
     </w:p>
     <w:p>
@@ -3552,142 +3217,12 @@
           <w:szCs w:val="20"/>
         </w:rPr>
       </w:pPr>
-      <w:r>
-        <w:rPr>
-          <w:rFonts w:ascii="Times New Roman" w:hAnsi="Times New Roman" w:cs="Times New Roman"/>
-          <w:sz w:val="20"/>
-          <w:szCs w:val="20"/>
-        </w:rPr>
-        <w:softHyphen/>
-      </w:r>
-      <w:r>
-        <w:rPr>
-          <w:rFonts w:ascii="Times New Roman" w:hAnsi="Times New Roman" w:cs="Times New Roman"/>
-          <w:sz w:val="20"/>
-          <w:szCs w:val="20"/>
-        </w:rPr>
-        <w:softHyphen/>
-      </w:r>
-      <w:r>
-        <w:rPr>
-          <w:rFonts w:ascii="Times New Roman" w:hAnsi="Times New Roman" w:cs="Times New Roman"/>
-          <w:sz w:val="20"/>
-          <w:szCs w:val="20"/>
-        </w:rPr>
-        <w:softHyphen/>
-      </w:r>
-      <w:r>
-        <w:t>LandClerkSignature}</w:t>
-      </w:r>
-      <w:r>
-        <w:rPr>
-          <w:rFonts w:ascii="Times New Roman" w:hAnsi="Times New Roman" w:cs="Times New Roman"/>
-          <w:sz w:val="20"/>
-          <w:szCs w:val="20"/>
-        </w:rPr>
-        <w:t xml:space="preserve">  _____________    </w:t>
-      </w:r>
-      <w:r>
-        <w:t>{SurveyOfficerSignature}</w:t>
-      </w:r>
-      <w:r>
-        <w:rPr>
-          <w:rFonts w:ascii="Times New Roman" w:hAnsi="Times New Roman" w:cs="Times New Roman"/>
-          <w:sz w:val="20"/>
-          <w:szCs w:val="20"/>
-        </w:rPr>
-        <w:t>__________</w:t>
-      </w:r>
-      <w:r>
-        <w:t>{ManagerSignature}</w:t>
-      </w:r>
-      <w:r>
-        <w:rPr>
-          <w:rFonts w:ascii="Times New Roman" w:hAnsi="Times New Roman" w:cs="Times New Roman"/>
-          <w:sz w:val="20"/>
-          <w:szCs w:val="20"/>
-        </w:rPr>
-        <w:t>_____</w:t>
-      </w:r>
-      <w:r>
-        <w:rPr>
-          <w:rFonts w:ascii="Times New Roman" w:hAnsi="Times New Roman" w:cs="Times New Roman"/>
-          <w:sz w:val="20"/>
-          <w:szCs w:val="20"/>
-        </w:rPr>
-        <w:tab/>
-      </w:r>
-      <w:r>
-        <w:t>{ProjectOfficerSignature}</w:t>
-      </w:r>
-      <w:r>
-        <w:rPr>
-          <w:rFonts w:ascii="Times New Roman" w:hAnsi="Times New Roman" w:cs="Times New Roman"/>
-          <w:sz w:val="20"/>
-          <w:szCs w:val="20"/>
-        </w:rPr>
-        <w:t xml:space="preserve"> ______</w:t>
-      </w:r>
-      <w:r>
-        <w:rPr>
-          <w:rFonts w:ascii="Times New Roman" w:hAnsi="Times New Roman" w:cs="Times New Roman"/>
-          <w:sz w:val="20"/>
-          <w:szCs w:val="20"/>
-        </w:rPr>
-        <w:t xml:space="preserve">                                        </w:t>
-      </w:r>
     </w:p>
     <w:p>
       <w:pPr>
         <w:pStyle w:val="NoSpacing"/>
         <w:jc w:val="center"/>
         <w:rPr>
-          <w:rFonts w:ascii="Times New Roman" w:hAnsi="Times New Roman" w:cs="Times New Roman"/>
-          <w:sz w:val="20"/>
-          <w:szCs w:val="20"/>
-        </w:rPr>
-      </w:pPr>
-      <w:r>
-        <w:rPr>
-          <w:rFonts w:ascii="Times New Roman" w:hAnsi="Times New Roman" w:cs="Times New Roman"/>
-          <w:sz w:val="20"/>
-          <w:szCs w:val="20"/>
-        </w:rPr>
-        <w:t>Land Clerk/Amin/Rev.Inspector</w:t>
-      </w:r>
-      <w:r>
-        <w:rPr>
-          <w:rFonts w:ascii="Times New Roman" w:hAnsi="Times New Roman" w:cs="Times New Roman"/>
-          <w:sz w:val="20"/>
-          <w:szCs w:val="20"/>
-        </w:rPr>
-        <w:tab/>
-        <w:t xml:space="preserve">        Surveyor/Survey Officer</w:t>
-      </w:r>
-      <w:r>
-        <w:rPr>
-          <w:rFonts w:ascii="Times New Roman" w:hAnsi="Times New Roman" w:cs="Times New Roman"/>
-          <w:sz w:val="20"/>
-          <w:szCs w:val="20"/>
-        </w:rPr>
-        <w:tab/>
-        <w:t xml:space="preserve">                Manager</w:t>
-      </w:r>
-      <w:r>
-        <w:rPr>
-          <w:rFonts w:ascii="Times New Roman" w:hAnsi="Times New Roman" w:cs="Times New Roman"/>
-          <w:sz w:val="20"/>
-          <w:szCs w:val="20"/>
-        </w:rPr>
-        <w:tab/>
-        <w:t xml:space="preserve">            Project Officer/ Agent</w:t>
-      </w:r>
-    </w:p>
-    <w:p>
-      <w:pPr>
-        <w:pStyle w:val="NoSpacing"/>
-        <w:jc w:val="center"/>
-        <w:rPr>
           <w:sz w:val="18"/>
           <w:szCs w:val="18"/>
         </w:rPr>
@@ -3698,13 +3233,12 @@
           <w:sz w:val="20"/>
           <w:szCs w:val="20"/>
         </w:rPr>
-        <w:lastRenderedPageBreak/>
         <w:t>(Signature of Unit/Colliery/Project Authority along with full name, designation, date and seal)</w:t>
       </w:r>
     </w:p>
     <w:sectPr>
       <w:pgSz w:w="16838" w:h="11906" w:orient="landscape"/>
-      <w:pgMar w:top="540" w:right="720" w:bottom="450" w:left="1440" w:header="0" w:footer="0" w:gutter="0"/>
+      <w:pgMar w:top="426" w:right="720" w:bottom="450" w:left="851" w:header="0" w:footer="0" w:gutter="0"/>
       <w:cols w:space="720"/>
       <w:formProt w:val="0"/>
       <w:docGrid w:linePitch="360"/>
@@ -3715,7 +3249,7 @@
 
 <file path=word/endnotes.xml><?xml version="1.0" encoding="utf-8"?>
 <w:endnotes xmlns:ve="http://schemas.openxmlformats.org/markup-compatibility/2006" xmlns:o="urn:schemas-microsoft-com:office:office" xmlns:r="http://schemas.openxmlformats.org/officeDocument/2006/relationships" xmlns:m="http://schemas.openxmlformats.org/officeDocument/2006/math" xmlns:v="urn:schemas-microsoft-com:vml" xmlns:wp="http://schemas.openxmlformats.org/drawingml/2006/wordprocessingDrawing" xmlns:w10="urn:schemas-microsoft-com:office:word" xmlns:w="http://schemas.openxmlformats.org/wordprocessingml/2006/main" xmlns:wne="http://schemas.microsoft.com/office/word/2006/wordml">
-  <w:endnote w:type="separator" w:id="-1">
+  <w:endnote w:type="separator" w:id="0">
     <w:p>
       <w:pPr>
         <w:spacing w:line="240" w:lineRule="auto"/>
@@ -3725,7 +3259,7 @@
       </w:r>
     </w:p>
   </w:endnote>
-  <w:endnote w:type="continuationSeparator" w:id="0">
+  <w:endnote w:type="continuationSeparator" w:id="1">
     <w:p>
       <w:pPr>
         <w:spacing w:line="240" w:lineRule="auto"/>
@@ -3740,7 +3274,7 @@
 
 <file path=word/footnotes.xml><?xml version="1.0" encoding="utf-8"?>
 <w:footnotes xmlns:ve="http://schemas.openxmlformats.org/markup-compatibility/2006" xmlns:o="urn:schemas-microsoft-com:office:office" xmlns:r="http://schemas.openxmlformats.org/officeDocument/2006/relationships" xmlns:m="http://schemas.openxmlformats.org/officeDocument/2006/math" xmlns:v="urn:schemas-microsoft-com:vml" xmlns:wp="http://schemas.openxmlformats.org/drawingml/2006/wordprocessingDrawing" xmlns:w10="urn:schemas-microsoft-com:office:word" xmlns:w="http://schemas.openxmlformats.org/wordprocessingml/2006/main" xmlns:wne="http://schemas.microsoft.com/office/word/2006/wordml">
-  <w:footnote w:type="separator" w:id="-1">
+  <w:footnote w:type="separator" w:id="0">
     <w:p>
       <w:pPr>
         <w:spacing w:after="0"/>
@@ -3750,7 +3284,7 @@
       </w:r>
     </w:p>
   </w:footnote>
-  <w:footnote w:type="continuationSeparator" w:id="0">
+  <w:footnote w:type="continuationSeparator" w:id="1">
     <w:p>
       <w:pPr>
         <w:spacing w:after="0"/>
@@ -3768,7 +3302,7 @@
   <w:abstractNum w:abstractNumId="0">
     <w:nsid w:val="62A8009D"/>
     <w:multiLevelType w:val="multilevel"/>
-    <w:tmpl w:val="62A8009D"/>
+    <w:tmpl w:val="1018B23C"/>
     <w:lvl w:ilvl="0">
       <w:start w:val="1"/>
       <w:numFmt w:val="decimal"/>
@@ -3782,6 +3316,7 @@
       </w:pPr>
       <w:rPr>
         <w:rFonts w:ascii="Times New Roman" w:hAnsi="Times New Roman" w:cs="Times New Roman"/>
+        <w:color w:val="auto"/>
         <w:sz w:val="24"/>
       </w:rPr>
     </w:lvl>

--- a/src/lib/engines/docx/templates/Form-II-Template.docx
+++ b/src/lib/engines/docx/templates/Form-II-Template.docx
@@ -2230,6 +2230,14 @@
           <w:lang w:val="en-US"/>
         </w:rPr>
         <w:t>The purpose for which the land is to be taken in possession</w:t>
+      </w:r>
+      <w:r>
+        <w:rPr>
+          <w:rFonts w:ascii="Times New Roman" w:hAnsi="Times New Roman" w:cs="Times New Roman"/>
+          <w:sz w:val="20"/>
+          <w:lang w:val="en-US"/>
+        </w:rPr>
+        <w:t>:</w:t>
       </w:r>
       <w:r>
         <w:rPr>
